--- a/word_reports/LP_0254_위치_352_Neil Diamond_His 13 Great.docx
+++ b/word_reports/LP_0254_위치_352_Neil Diamond_His 13 Great.docx
@@ -4,7 +4,7 @@
   <w:body>
     <w:p>
       <w:pPr>
-        <w:spacing w:after="280"/>
+        <w:spacing w:after="80"/>
       </w:pPr>
       <w:r>
         <w:rPr w:rFonts="맑은 고딕">
@@ -13,94 +13,47 @@
           <w:color w:val="1E3A8A"/>
           <w:sz w:val="30"/>
         </w:rPr>
-        <w:t>[352] Neil Diamond - His 13 Greatest Hits</w:t>
+        <w:t>Neil Diamond (닐 다이아몬드) - His 13 Greatest Hits</w:t>
       </w:r>
     </w:p>
     <w:p>
       <w:pPr>
-        <w:spacing w:after="320"/>
+        <w:spacing w:after="240"/>
       </w:pPr>
       <w:r>
         <w:rPr w:rFonts="맑은 고딕">
           <w:rFonts w:ascii="맑은 고딕" w:hAnsi="맑은 고딕" w:eastAsia="맑은 고딕"/>
           <w:b/>
-          <w:sz w:val="20"/>
+          <w:color w:val="4B5563"/>
+          <w:sz w:val="22"/>
         </w:rPr>
-        <w:t>■ 위치 : 352</w:t>
-        <w:br/>
-      </w:r>
-      <w:r>
-        <w:rPr w:rFonts="맑은 고딕">
-          <w:rFonts w:ascii="맑은 고딕" w:hAnsi="맑은 고딕" w:eastAsia="맑은 고딕"/>
-          <w:b/>
-          <w:sz w:val="20"/>
-        </w:rPr>
-        <w:t>■ 아티스트 : Neil Diamond</w:t>
-        <w:br/>
-      </w:r>
-      <w:r>
-        <w:rPr w:rFonts="맑은 고딕">
-          <w:rFonts w:ascii="맑은 고딕" w:hAnsi="맑은 고딕" w:eastAsia="맑은 고딕"/>
-          <w:b/>
-          <w:sz w:val="20"/>
-        </w:rPr>
-        <w:t>■ 앨범명 : His 13 Greatest Hits</w:t>
-        <w:br/>
-      </w:r>
-      <w:r>
-        <w:rPr w:rFonts="맑은 고딕">
-          <w:rFonts w:ascii="맑은 고딕" w:hAnsi="맑은 고딕" w:eastAsia="맑은 고딕"/>
-          <w:b w:val="0"/>
-          <w:sz w:val="20"/>
-        </w:rPr>
-        <w:t>■ 음반 레이블 : MCA Records</w:t>
-        <w:br/>
-      </w:r>
-      <w:r>
-        <w:rPr w:rFonts="맑은 고딕">
-          <w:rFonts w:ascii="맑은 고딕" w:hAnsi="맑은 고딕" w:eastAsia="맑은 고딕"/>
-          <w:b w:val="0"/>
-          <w:sz w:val="20"/>
-        </w:rPr>
-        <w:t>■ 발매년도 : 1978</w:t>
-        <w:br/>
-      </w:r>
-      <w:r>
-        <w:rPr w:rFonts="맑은 고딕">
-          <w:rFonts w:ascii="맑은 고딕" w:hAnsi="맑은 고딕" w:eastAsia="맑은 고딕"/>
-          <w:b w:val="0"/>
-          <w:sz w:val="20"/>
-        </w:rPr>
-        <w:t>■ 장르 : 팝 / 소프트 록 / 싱어송라이터 (Pop / Soft Rock / Singer-Songwriter)</w:t>
-        <w:br/>
-      </w:r>
-      <w:r>
-        <w:rPr w:rFonts="맑은 고딕">
-          <w:rFonts w:ascii="맑은 고딕" w:hAnsi="맑은 고딕" w:eastAsia="맑은 고딕"/>
-          <w:b w:val="0"/>
-          <w:sz w:val="20"/>
-        </w:rPr>
-        <w:t>■ 주요 수록곡 : 1. Sweet Caroline</w:t>
-        <w:br/>
+        <w:t>위치 :  352</w:t>
       </w:r>
     </w:p>
     <w:p>
       <w:pPr>
-        <w:spacing w:after="160"/>
+        <w:spacing w:line="324" w:lineRule="auto" w:before="80" w:after="160"/>
       </w:pPr>
       <w:r>
         <w:rPr w:rFonts="맑은 고딕">
           <w:rFonts w:ascii="맑은 고딕" w:hAnsi="맑은 고딕" w:eastAsia="맑은 고딕"/>
           <w:b/>
           <w:color w:val="1F2937"/>
-          <w:sz w:val="24"/>
+          <w:sz w:val="22"/>
         </w:rPr>
-        <w:t>■ 음반 해설 및 감상 가이드</w:t>
+        <w:t xml:space="preserve">[음반 소개] </w:t>
+      </w:r>
+      <w:r>
+        <w:rPr w:rFonts="맑은 고딕">
+          <w:rFonts w:ascii="맑은 고딕" w:hAnsi="맑은 고딕" w:eastAsia="맑은 고딕"/>
+          <w:b w:val="0"/>
+          <w:sz w:val="21"/>
+        </w:rPr>
       </w:r>
     </w:p>
     <w:p>
       <w:pPr>
-        <w:spacing w:line="312" w:lineRule="auto" w:after="120"/>
+        <w:spacing w:line="324" w:lineRule="auto" w:after="120"/>
       </w:pPr>
       <w:r>
         <w:rPr w:rFonts="맑은 고딕">
@@ -108,51 +61,516 @@
           <w:b w:val="0"/>
           <w:sz w:val="21"/>
         </w:rPr>
-        <w:t>닐 다이아몬드(Neil Diamond)는 20세기 미국 팝 음악사를 대표하는 거장이자, 특유의 서정적인 멜로디 감각과 압도적인 가창력으로 대중을 사로잡은 전설적인 싱어송라이터입니다. 1978년에 발매된 본 음반 《His 13 Greatest Hits》는 1960년대 후반부터 1970년대 초중반에 걸쳐 그가 펼쳐낸 음악적 전성기의 정수를 엄선하여 담아낸 명작 컴필레이션입니다. 빌보드 차트 정상을 석권했던 대표곡들이 한자리에 모인 이 앨범은, 닐 다이아몬드라는 아티스트가 지닌 거대한 음악적 스펙트럼과 대중적 매력을 한눈에 확인시켜 줍니다.</w:t>
+        <w:t>깊고 그윽한 바리톤 음색으로 시대를 관통하는 인간의 고독과 찬란한 환희를 길어 올린 음유시인, 닐 다이아몬드의 황금기 궤적을 오롯이 집대성한 명반입니다. 브릴 빌딩(Brill Building)의 세련된 팝 작법과 대형 스타디움을 전율케 하던 폭발적인 무대 에너지가 완벽한 균형을 이루며, 1960년대 후반부터 1970년대 초반까지 그가 빚어낸 멜로디의 정수가 이 한 장의 바이닐에 숨결처럼 각인되어 있습니다. 세대를 뛰어넘어 삶을 긍정하게 만드는 웅장한 서정과 아련한 노스탤지어는 오늘날에도 턴테이블 위에서 변함없이 숭고한 감동으로 피어납니다.</w:t>
       </w:r>
     </w:p>
     <w:p>
       <w:pPr>
-        <w:spacing w:line="312" w:lineRule="auto" w:after="120"/>
+        <w:spacing w:line="324" w:lineRule="auto" w:before="200" w:after="80"/>
       </w:pPr>
+      <w:r>
+        <w:rPr w:rFonts="맑은 고딕">
+          <w:rFonts w:ascii="맑은 고딕" w:hAnsi="맑은 고딕" w:eastAsia="맑은 고딕"/>
+          <w:b/>
+          <w:color w:val="1E3A8A"/>
+          <w:sz w:val="24"/>
+        </w:rPr>
+        <w:t>1. 음반 데이터</w:t>
+      </w:r>
+    </w:p>
+    <w:p>
+      <w:pPr>
+        <w:spacing w:line="324" w:lineRule="auto" w:after="80"/>
+      </w:pPr>
+      <w:r>
+        <w:rPr w:rFonts="맑은 고딕">
+          <w:rFonts w:ascii="맑은 고딕" w:hAnsi="맑은 고딕" w:eastAsia="맑은 고딕"/>
+          <w:b w:val="0"/>
+          <w:color w:val="6B7280"/>
+          <w:sz w:val="21"/>
+        </w:rPr>
+        <w:t xml:space="preserve">· </w:t>
+      </w:r>
+      <w:r>
+        <w:rPr w:rFonts="맑은 고딕">
+          <w:rFonts w:ascii="맑은 고딕" w:hAnsi="맑은 고딕" w:eastAsia="맑은 고딕"/>
+          <w:b/>
+          <w:color w:val="1F2937"/>
+          <w:sz w:val="21"/>
+        </w:rPr>
+        <w:t xml:space="preserve">앨범명: </w:t>
+      </w:r>
       <w:r>
         <w:rPr w:rFonts="맑은 고딕">
           <w:rFonts w:ascii="맑은 고딕" w:hAnsi="맑은 고딕" w:eastAsia="맑은 고딕"/>
           <w:b w:val="0"/>
           <w:sz w:val="21"/>
         </w:rPr>
-        <w:t>본 음반에서 가장 돋보이는 요소는 단연 닐 다이아몬드 특유의 깊고 웅장한 바리톤 음색과 극적인 서사성입니다. 거친 듯하면서도 따뜻하게 감싸 안는 그의 목소리는 풍부한 오케스트라 편곡, 포크 록의 묵직한 리듬과 조화를 이루며 청자에게 깊은 감동을 선사합니다. 단순한 팝 음악을 넘어 복음성가(Gospel)의 열정과 시적(詩的)인 가사를 결합해 낸 그의 음악 스타일은, 듣는 이로 하여금 한 편의 드라마틱한 음악극을 감상하는 듯한 몰입감을 느끼게 합니다.</w:t>
+        <w:t>His 13 Greatest Hits</w:t>
       </w:r>
     </w:p>
     <w:p>
       <w:pPr>
-        <w:spacing w:line="312" w:lineRule="auto" w:after="120"/>
+        <w:spacing w:line="324" w:lineRule="auto" w:after="80"/>
       </w:pPr>
+      <w:r>
+        <w:rPr w:rFonts="맑은 고딕">
+          <w:rFonts w:ascii="맑은 고딕" w:hAnsi="맑은 고딕" w:eastAsia="맑은 고딕"/>
+          <w:b w:val="0"/>
+          <w:color w:val="6B7280"/>
+          <w:sz w:val="21"/>
+        </w:rPr>
+        <w:t xml:space="preserve">· </w:t>
+      </w:r>
+      <w:r>
+        <w:rPr w:rFonts="맑은 고딕">
+          <w:rFonts w:ascii="맑은 고딕" w:hAnsi="맑은 고딕" w:eastAsia="맑은 고딕"/>
+          <w:b/>
+          <w:color w:val="1F2937"/>
+          <w:sz w:val="21"/>
+        </w:rPr>
+        <w:t xml:space="preserve">아티스트: </w:t>
+      </w:r>
       <w:r>
         <w:rPr w:rFonts="맑은 고딕">
           <w:rFonts w:ascii="맑은 고딕" w:hAnsi="맑은 고딕" w:eastAsia="맑은 고딕"/>
           <w:b w:val="0"/>
           <w:sz w:val="21"/>
         </w:rPr>
-        <w:t>수록곡 하나하나가 팝 역사에 굵직한 족적을 남긴 명곡들로 채워져 있습니다. 시대를 초월한 국민적 체육관 앤섬이자 팝의 고전인 "Sweet Caroline"은 경쾌한 브라스 사운드와 호소력 짙은 후렴구가 단연 돋보입니다. 또한, 타향에서의 고독과 자아에 대한 깊은 고찰을 담아낸 "I Am... I Said"는 그의 고뇌 어린 보컬과 격정적인 현악 편곡이 어우러진 최고의 절창입니다. 이 밖에도 따뜻한 위로를 건네는 "Song Sung Blue"와 폭발적인 에너지의 "Cracklin' Rosie" 등 수록된 13곡 모두가 아날로그 LP 특유의 풍부하고 따뜻한 질감 속에서 더욱 깊이 있게 살아 숨 쉽니다.</w:t>
+        <w:t>Neil Diamond (닐 다이아몬드)</w:t>
       </w:r>
     </w:p>
     <w:p>
       <w:pPr>
-        <w:spacing w:line="312" w:lineRule="auto" w:after="120"/>
+        <w:spacing w:line="324" w:lineRule="auto" w:after="80"/>
       </w:pPr>
+      <w:r>
+        <w:rPr w:rFonts="맑은 고딕">
+          <w:rFonts w:ascii="맑은 고딕" w:hAnsi="맑은 고딕" w:eastAsia="맑은 고딕"/>
+          <w:b w:val="0"/>
+          <w:color w:val="6B7280"/>
+          <w:sz w:val="21"/>
+        </w:rPr>
+        <w:t xml:space="preserve">· </w:t>
+      </w:r>
+      <w:r>
+        <w:rPr w:rFonts="맑은 고딕">
+          <w:rFonts w:ascii="맑은 고딕" w:hAnsi="맑은 고딕" w:eastAsia="맑은 고딕"/>
+          <w:b/>
+          <w:color w:val="1F2937"/>
+          <w:sz w:val="21"/>
+        </w:rPr>
+        <w:t xml:space="preserve">발매 정보: </w:t>
+      </w:r>
       <w:r>
         <w:rPr w:rFonts="맑은 고딕">
           <w:rFonts w:ascii="맑은 고딕" w:hAnsi="맑은 고딕" w:eastAsia="맑은 고딕"/>
           <w:b w:val="0"/>
           <w:sz w:val="21"/>
         </w:rPr>
-        <w:t>결론적으로 《His 13 Greatest Hits》는 단순히 히트곡을 늘어놓은 모음집을 넘어, 미국 팝 음악의 황금기를 수놓았던 한 거장의 음악적 정체성과 진정성을 고스란히 담아낸 소중한 유산입니다. 닐 다이아몬드의 아날로그 감성과 거장으로서의 면모를 가장 완벽하게 경험할 수 있는 이 음반은 음악 애호가들의 음반장에 반드시 들어있어야 할 영원한 클래식입니다.</w:t>
+        <w:t>1973년 MCA 레코드를 통해 발매된 닐 다이아몬드의 기념비적인 첫 공식 베스트 앨범으로, 유니(Uni) 레이블 시절 절정에 달했던 창작력과 대중적 승리의 순간들을 품격 있게 엄선해 엮어낸 역사적 명편집반입니다.</w:t>
+      </w:r>
+    </w:p>
+    <w:p>
+      <w:pPr>
+        <w:spacing w:line="324" w:lineRule="auto" w:after="80"/>
+      </w:pPr>
+      <w:r>
+        <w:rPr w:rFonts="맑은 고딕">
+          <w:rFonts w:ascii="맑은 고딕" w:hAnsi="맑은 고딕" w:eastAsia="맑은 고딕"/>
+          <w:b w:val="0"/>
+          <w:color w:val="6B7280"/>
+          <w:sz w:val="21"/>
+        </w:rPr>
+        <w:t xml:space="preserve">· </w:t>
+      </w:r>
+      <w:r>
+        <w:rPr w:rFonts="맑은 고딕">
+          <w:rFonts w:ascii="맑은 고딕" w:hAnsi="맑은 고딕" w:eastAsia="맑은 고딕"/>
+          <w:b/>
+          <w:color w:val="1F2937"/>
+          <w:sz w:val="21"/>
+        </w:rPr>
+        <w:t xml:space="preserve">LP 인기도(판매량): </w:t>
+      </w:r>
+      <w:r>
+        <w:rPr w:rFonts="맑은 고딕">
+          <w:rFonts w:ascii="맑은 고딕" w:hAnsi="맑은 고딕" w:eastAsia="맑은 고딕"/>
+          <w:b w:val="0"/>
+          <w:sz w:val="21"/>
+        </w:rPr>
+        <w:t>발매 직후 미국 빌보드 200 앨범 차트 최상위권에 장기간 머물렀으며, 전 세계적으로 수백만 장 이상의 판매고를 올리며 미국음반산업협회(RIAA)로부터 멀티 플래티넘(Multi-Platinum)을 공인받은 MCA 카탈로그 사상 가장 빛나는 스테디셀러입니다.</w:t>
+      </w:r>
+    </w:p>
+    <w:p>
+      <w:pPr>
+        <w:spacing w:line="324" w:lineRule="auto" w:after="80"/>
+      </w:pPr>
+      <w:r>
+        <w:rPr w:rFonts="맑은 고딕">
+          <w:rFonts w:ascii="맑은 고딕" w:hAnsi="맑은 고딕" w:eastAsia="맑은 고딕"/>
+          <w:b w:val="0"/>
+          <w:color w:val="6B7280"/>
+          <w:sz w:val="21"/>
+        </w:rPr>
+        <w:t xml:space="preserve">· </w:t>
+      </w:r>
+      <w:r>
+        <w:rPr w:rFonts="맑은 고딕">
+          <w:rFonts w:ascii="맑은 고딕" w:hAnsi="맑은 고딕" w:eastAsia="맑은 고딕"/>
+          <w:b/>
+          <w:color w:val="1F2937"/>
+          <w:sz w:val="21"/>
+        </w:rPr>
+        <w:t xml:space="preserve">각종 수상경력: </w:t>
+      </w:r>
+      <w:r>
+        <w:rPr w:rFonts="맑은 고딕">
+          <w:rFonts w:ascii="맑은 고딕" w:hAnsi="맑은 고딕" w:eastAsia="맑은 고딕"/>
+          <w:b w:val="0"/>
+          <w:sz w:val="21"/>
+        </w:rPr>
+        <w:t>닐 다이아몬드는 작곡가 명예의 전당(1984년)과 로큰롤 명예의 전당(2011년)에 헌액되었으며, 그래미 평생공로상과 케네디 센터 아너스를 수상하는 등 20세기 팝 음악사에서 가장 존경받는 거장 싱어송라이터로 공인되어 있습니다.</w:t>
+      </w:r>
+    </w:p>
+    <w:p>
+      <w:pPr>
+        <w:spacing w:line="324" w:lineRule="auto" w:before="200" w:after="80"/>
+      </w:pPr>
+      <w:r>
+        <w:rPr w:rFonts="맑은 고딕">
+          <w:rFonts w:ascii="맑은 고딕" w:hAnsi="맑은 고딕" w:eastAsia="맑은 고딕"/>
+          <w:b/>
+          <w:color w:val="1E3A8A"/>
+          <w:sz w:val="24"/>
+        </w:rPr>
+        <w:t>2. 아티스트 정보</w:t>
+      </w:r>
+    </w:p>
+    <w:p>
+      <w:pPr>
+        <w:spacing w:line="324" w:lineRule="auto" w:after="80"/>
+      </w:pPr>
+      <w:r>
+        <w:rPr w:rFonts="맑은 고딕">
+          <w:rFonts w:ascii="맑은 고딕" w:hAnsi="맑은 고딕" w:eastAsia="맑은 고딕"/>
+          <w:b w:val="0"/>
+          <w:color w:val="6B7280"/>
+          <w:sz w:val="21"/>
+        </w:rPr>
+        <w:t xml:space="preserve">· </w:t>
+      </w:r>
+      <w:r>
+        <w:rPr w:rFonts="맑은 고딕">
+          <w:rFonts w:ascii="맑은 고딕" w:hAnsi="맑은 고딕" w:eastAsia="맑은 고딕"/>
+          <w:b/>
+          <w:color w:val="1F2937"/>
+          <w:sz w:val="21"/>
+        </w:rPr>
+        <w:t xml:space="preserve">국적: </w:t>
+      </w:r>
+      <w:r>
+        <w:rPr w:rFonts="맑은 고딕">
+          <w:rFonts w:ascii="맑은 고딕" w:hAnsi="맑은 고딕" w:eastAsia="맑은 고딕"/>
+          <w:b w:val="0"/>
+          <w:sz w:val="21"/>
+        </w:rPr>
+        <w:t>미국</w:t>
+      </w:r>
+    </w:p>
+    <w:p>
+      <w:pPr>
+        <w:spacing w:line="324" w:lineRule="auto" w:after="80"/>
+      </w:pPr>
+      <w:r>
+        <w:rPr w:rFonts="맑은 고딕">
+          <w:rFonts w:ascii="맑은 고딕" w:hAnsi="맑은 고딕" w:eastAsia="맑은 고딕"/>
+          <w:b w:val="0"/>
+          <w:color w:val="6B7280"/>
+          <w:sz w:val="21"/>
+        </w:rPr>
+        <w:t xml:space="preserve">· </w:t>
+      </w:r>
+      <w:r>
+        <w:rPr w:rFonts="맑은 고딕">
+          <w:rFonts w:ascii="맑은 고딕" w:hAnsi="맑은 고딕" w:eastAsia="맑은 고딕"/>
+          <w:b/>
+          <w:color w:val="1F2937"/>
+          <w:sz w:val="21"/>
+        </w:rPr>
+        <w:t xml:space="preserve">생몰년도: </w:t>
+      </w:r>
+      <w:r>
+        <w:rPr w:rFonts="맑은 고딕">
+          <w:rFonts w:ascii="맑은 고딕" w:hAnsi="맑은 고딕" w:eastAsia="맑은 고딕"/>
+          <w:b w:val="0"/>
+          <w:sz w:val="21"/>
+        </w:rPr>
+        <w:t>1941년 1월 24일 ~ 현재</w:t>
+      </w:r>
+    </w:p>
+    <w:p>
+      <w:pPr>
+        <w:spacing w:line="324" w:lineRule="auto" w:after="80"/>
+      </w:pPr>
+      <w:r>
+        <w:rPr w:rFonts="맑은 고딕">
+          <w:rFonts w:ascii="맑은 고딕" w:hAnsi="맑은 고딕" w:eastAsia="맑은 고딕"/>
+          <w:b w:val="0"/>
+          <w:color w:val="6B7280"/>
+          <w:sz w:val="21"/>
+        </w:rPr>
+        <w:t xml:space="preserve">· </w:t>
+      </w:r>
+      <w:r>
+        <w:rPr w:rFonts="맑은 고딕">
+          <w:rFonts w:ascii="맑은 고딕" w:hAnsi="맑은 고딕" w:eastAsia="맑은 고딕"/>
+          <w:b/>
+          <w:color w:val="1F2937"/>
+          <w:sz w:val="21"/>
+        </w:rPr>
+        <w:t xml:space="preserve">그룹 소속: </w:t>
+      </w:r>
+      <w:r>
+        <w:rPr w:rFonts="맑은 고딕">
+          <w:rFonts w:ascii="맑은 고딕" w:hAnsi="맑은 고딕" w:eastAsia="맑은 고딕"/>
+          <w:b w:val="0"/>
+          <w:sz w:val="21"/>
+        </w:rPr>
+        <w:t>솔로</w:t>
+      </w:r>
+    </w:p>
+    <w:p>
+      <w:pPr>
+        <w:spacing w:line="324" w:lineRule="auto" w:after="80"/>
+      </w:pPr>
+      <w:r>
+        <w:rPr w:rFonts="맑은 고딕">
+          <w:rFonts w:ascii="맑은 고딕" w:hAnsi="맑은 고딕" w:eastAsia="맑은 고딕"/>
+          <w:b w:val="0"/>
+          <w:color w:val="6B7280"/>
+          <w:sz w:val="21"/>
+        </w:rPr>
+        <w:t xml:space="preserve">· </w:t>
+      </w:r>
+      <w:r>
+        <w:rPr w:rFonts="맑은 고딕">
+          <w:rFonts w:ascii="맑은 고딕" w:hAnsi="맑은 고딕" w:eastAsia="맑은 고딕"/>
+          <w:b/>
+          <w:color w:val="1F2937"/>
+          <w:sz w:val="21"/>
+        </w:rPr>
+        <w:t xml:space="preserve">아티스트 소개: </w:t>
+      </w:r>
+      <w:r>
+        <w:rPr w:rFonts="맑은 고딕">
+          <w:rFonts w:ascii="맑은 고딕" w:hAnsi="맑은 고딕" w:eastAsia="맑은 고딕"/>
+          <w:b w:val="0"/>
+          <w:sz w:val="21"/>
+        </w:rPr>
+        <w:t>뉴욕 브루클린 출신의 닐 다이아몬드는 포크의 문학적 감수성과 대중을 일순간에 사로잡는 팝-록의 선율을 독창적으로 결합한 거장입니다. 심연을 울리는 묵직한 중저음 보컬과 탁월한 송라이팅으로 수많은 불후의 멜로디를 남기며 20세기 대중음악의 지형도를 풍요롭게 채웠습니다.</w:t>
+      </w:r>
+    </w:p>
+    <w:p>
+      <w:pPr>
+        <w:spacing w:line="324" w:lineRule="auto" w:before="200" w:after="80"/>
+      </w:pPr>
+      <w:r>
+        <w:rPr w:rFonts="맑은 고딕">
+          <w:rFonts w:ascii="맑은 고딕" w:hAnsi="맑은 고딕" w:eastAsia="맑은 고딕"/>
+          <w:b/>
+          <w:color w:val="1E3A8A"/>
+          <w:sz w:val="24"/>
+        </w:rPr>
+        <w:t>3. 음반 상세 분석</w:t>
+      </w:r>
+    </w:p>
+    <w:p>
+      <w:pPr>
+        <w:spacing w:line="324" w:lineRule="auto" w:after="80"/>
+      </w:pPr>
+      <w:r>
+        <w:rPr w:rFonts="맑은 고딕">
+          <w:rFonts w:ascii="맑은 고딕" w:hAnsi="맑은 고딕" w:eastAsia="맑은 고딕"/>
+          <w:b w:val="0"/>
+          <w:color w:val="6B7280"/>
+          <w:sz w:val="21"/>
+        </w:rPr>
+        <w:t xml:space="preserve">· </w:t>
+      </w:r>
+      <w:r>
+        <w:rPr w:rFonts="맑은 고딕">
+          <w:rFonts w:ascii="맑은 고딕" w:hAnsi="맑은 고딕" w:eastAsia="맑은 고딕"/>
+          <w:b/>
+          <w:color w:val="1F2937"/>
+          <w:sz w:val="21"/>
+        </w:rPr>
+        <w:t xml:space="preserve">역사적 위치: </w:t>
+      </w:r>
+      <w:r>
+        <w:rPr w:rFonts="맑은 고딕">
+          <w:rFonts w:ascii="맑은 고딕" w:hAnsi="맑은 고딕" w:eastAsia="맑은 고딕"/>
+          <w:b w:val="0"/>
+          <w:sz w:val="21"/>
+        </w:rPr>
+        <w:t>단순한 히트곡 모음집의 차원을 넘어, 싱어송라이터 르네상스기였던 1970년대 초반 팝 음악이 도달할 수 있었던 예술성과 상업적 대중성의 완벽한 조화를 증명하는 음반입니다. 브릴 빌딩의 치밀한 팝 장인정신과 아티스트 개인의 고결한 작가주의가 응축된 이 컬렉션은 어덜트 컨템포러리 및 아메리칸 팝의 정석을 제시한 기념비적 이정표로 평가받습니다.</w:t>
+      </w:r>
+    </w:p>
+    <w:p>
+      <w:pPr>
+        <w:spacing w:line="324" w:lineRule="auto" w:after="80"/>
+      </w:pPr>
+      <w:r>
+        <w:rPr w:rFonts="맑은 고딕">
+          <w:rFonts w:ascii="맑은 고딕" w:hAnsi="맑은 고딕" w:eastAsia="맑은 고딕"/>
+          <w:b w:val="0"/>
+          <w:color w:val="6B7280"/>
+          <w:sz w:val="21"/>
+        </w:rPr>
+        <w:t xml:space="preserve">· </w:t>
+      </w:r>
+      <w:r>
+        <w:rPr w:rFonts="맑은 고딕">
+          <w:rFonts w:ascii="맑은 고딕" w:hAnsi="맑은 고딕" w:eastAsia="맑은 고딕"/>
+          <w:b/>
+          <w:color w:val="1F2937"/>
+          <w:sz w:val="21"/>
+        </w:rPr>
+        <w:t xml:space="preserve">시대의 흔적(스토리텔링): </w:t>
+      </w:r>
+      <w:r>
+        <w:rPr w:rFonts="맑은 고딕">
+          <w:rFonts w:ascii="맑은 고딕" w:hAnsi="맑은 고딕" w:eastAsia="맑은 고딕"/>
+          <w:b w:val="0"/>
+          <w:sz w:val="21"/>
+        </w:rPr>
+        <w:t>격동과 혼란이 교차하던 1960년대 말과 1970년대 초, 베트남 전쟁과 사회적 변혁 속에서 위로가 절실했던 당대 청춘들에게 그의 노래는 따스한 안식처이자 희망의 깃발이었습니다. 라디오와 거리의 주크박스를 가득 채웠던 그의 호소력 짙은 음성은 고단한 일상을 묵묵히 버텨내던 평범한 사람들의 고독을 보듬고 사랑의 낭만을 일깨운 시대의 헌사였습니다.</w:t>
+      </w:r>
+    </w:p>
+    <w:p>
+      <w:pPr>
+        <w:spacing w:line="324" w:lineRule="auto" w:before="200" w:after="80"/>
+      </w:pPr>
+      <w:r>
+        <w:rPr w:rFonts="맑은 고딕">
+          <w:rFonts w:ascii="맑은 고딕" w:hAnsi="맑은 고딕" w:eastAsia="맑은 고딕"/>
+          <w:b/>
+          <w:color w:val="1E3A8A"/>
+          <w:sz w:val="24"/>
+        </w:rPr>
+        <w:t>4. 주요 수록곡 및 감상 제언</w:t>
+      </w:r>
+    </w:p>
+    <w:p>
+      <w:pPr>
+        <w:spacing w:line="324" w:lineRule="auto" w:after="80"/>
+      </w:pPr>
+      <w:r>
+        <w:rPr w:rFonts="맑은 고딕">
+          <w:rFonts w:ascii="맑은 고딕" w:hAnsi="맑은 고딕" w:eastAsia="맑은 고딕"/>
+          <w:b w:val="0"/>
+          <w:color w:val="6B7280"/>
+          <w:sz w:val="21"/>
+        </w:rPr>
+        <w:t xml:space="preserve">· </w:t>
+      </w:r>
+      <w:r>
+        <w:rPr w:rFonts="맑은 고딕">
+          <w:rFonts w:ascii="맑은 고딕" w:hAnsi="맑은 고딕" w:eastAsia="맑은 고딕"/>
+          <w:b/>
+          <w:color w:val="1F2937"/>
+          <w:sz w:val="21"/>
+        </w:rPr>
+        <w:t xml:space="preserve">주요 수록곡 특징: </w:t>
+      </w:r>
+      <w:r>
+        <w:rPr w:rFonts="맑은 고딕">
+          <w:rFonts w:ascii="맑은 고딕" w:hAnsi="맑은 고딕" w:eastAsia="맑은 고딕"/>
+          <w:b w:val="0"/>
+          <w:sz w:val="21"/>
+        </w:rPr>
+        <w:t>시대를 초월해 관객을 하나로 묶는 축제와 같은 찬가 "Sweet Caroline"의 벅찬 관악 세션, 자아의 고독과 실존적 방황을 오케스트레이션과 함께 처연하게 토로한 걸작 "I Am... I Said", 그리고 경쾌한 리듬 속에 삶의 비애를 낭만적으로 승화시킨 빌보드 1위 곡 "Cracklin' Rosie"와 "Song Sung Blue" 등 닐 다이아몬드가 구축한 서정의 전 스펙트럼이 찬란하게 펼쳐집니다.</w:t>
+      </w:r>
+    </w:p>
+    <w:p>
+      <w:pPr>
+        <w:spacing w:line="324" w:lineRule="auto" w:after="80"/>
+      </w:pPr>
+      <w:r>
+        <w:rPr w:rFonts="맑은 고딕">
+          <w:rFonts w:ascii="맑은 고딕" w:hAnsi="맑은 고딕" w:eastAsia="맑은 고딕"/>
+          <w:b w:val="0"/>
+          <w:color w:val="6B7280"/>
+          <w:sz w:val="21"/>
+        </w:rPr>
+        <w:t xml:space="preserve">· </w:t>
+      </w:r>
+      <w:r>
+        <w:rPr w:rFonts="맑은 고딕">
+          <w:rFonts w:ascii="맑은 고딕" w:hAnsi="맑은 고딕" w:eastAsia="맑은 고딕"/>
+          <w:b/>
+          <w:color w:val="1F2937"/>
+          <w:sz w:val="21"/>
+        </w:rPr>
+        <w:t xml:space="preserve">빈티지 감상 제언: </w:t>
+      </w:r>
+      <w:r>
+        <w:rPr w:rFonts="맑은 고딕">
+          <w:rFonts w:ascii="맑은 고딕" w:hAnsi="맑은 고딕" w:eastAsia="맑은 고딕"/>
+          <w:b w:val="0"/>
+          <w:sz w:val="21"/>
+        </w:rPr>
+        <w:t>턴테이블의 바늘이 고른 소릿골을 타고 흐를 때, 닐 다이아몬드 특유의 온기 어린 허스키 바리톤이 진공관 앰프를 거치며 풍성한 잔향과 질감으로 피어오릅니다. 어쿠스틱 기타의 명료한 어택과 현악 오케스트라, 금관악기의 공간감이 아날로그 특유의 자연스러운 다이내믹으로 재현되어 디지털 음원에서는 느낄 수 없는 가슴 벅찬 음장감을 선사합니다.</w:t>
+      </w:r>
+    </w:p>
+    <w:p>
+      <w:pPr>
+        <w:spacing w:line="324" w:lineRule="auto" w:after="80"/>
+      </w:pPr>
+      <w:r>
+        <w:rPr w:rFonts="맑은 고딕">
+          <w:rFonts w:ascii="맑은 고딕" w:hAnsi="맑은 고딕" w:eastAsia="맑은 고딕"/>
+          <w:b w:val="0"/>
+          <w:color w:val="6B7280"/>
+          <w:sz w:val="21"/>
+        </w:rPr>
+        <w:t xml:space="preserve">· </w:t>
+      </w:r>
+      <w:r>
+        <w:rPr w:rFonts="맑은 고딕">
+          <w:rFonts w:ascii="맑은 고딕" w:hAnsi="맑은 고딕" w:eastAsia="맑은 고딕"/>
+          <w:b/>
+          <w:color w:val="1F2937"/>
+          <w:sz w:val="21"/>
+        </w:rPr>
+        <w:t xml:space="preserve">소장 가치: </w:t>
+      </w:r>
+      <w:r>
+        <w:rPr w:rFonts="맑은 고딕">
+          <w:rFonts w:ascii="맑은 고딕" w:hAnsi="맑은 고딕" w:eastAsia="맑은 고딕"/>
+          <w:b w:val="0"/>
+          <w:sz w:val="21"/>
+        </w:rPr>
+        <w:t>전성기 닐 다이아몬드의 황금 레퍼토리가 가장 순수한 아날로그 마스터 사운드로 담겨 있어, 팝 애호가는 물론 정통 오디오파일과 빈티지 LP 컬렉터라면 필히 턴테이블 옆에 갖추어 두어야 할 영원한 클래식입니다.</w:t>
+      </w:r>
+    </w:p>
+    <w:p>
+      <w:pPr>
+        <w:spacing w:line="324" w:lineRule="auto" w:after="120" w:before="160"/>
+      </w:pPr>
+      <w:r>
+        <w:rPr w:rFonts="맑은 고딕">
+          <w:rFonts w:ascii="맑은 고딕" w:hAnsi="맑은 고딕" w:eastAsia="맑은 고딕"/>
+          <w:b/>
+          <w:color w:val="4338CA"/>
+          <w:sz w:val="21"/>
+        </w:rPr>
+        <w:t>이 음반을 통해 아날로그 바이닐의 따스한 결 속에서 거장의 진솔한 음성이 전해주는 감동을 다시 한번 경험해 보시는 것은 어떨까요?</w:t>
       </w:r>
     </w:p>
     <w:sectPr>
       <w:pgSz w:w="12240" w:h="15840"/>
-      <w:pgMar w:top="1440" w:right="1440" w:bottom="1440" w:left="1440" w:header="720" w:footer="720" w:gutter="0"/>
+      <w:pgMar w:top="1152" w:right="1296" w:bottom="1152" w:left="1296" w:header="720" w:footer="720" w:gutter="0"/>
       <w:cols w:space="720"/>
       <w:docGrid w:linePitch="360"/>
     </w:sectPr>

--- a/word_reports/LP_0254_위치_352_Neil Diamond_His 13 Great.docx
+++ b/word_reports/LP_0254_위치_352_Neil Diamond_His 13 Great.docx
@@ -32,7 +32,7 @@
     </w:p>
     <w:p>
       <w:pPr>
-        <w:spacing w:line="324" w:lineRule="auto" w:before="80" w:after="160"/>
+        <w:spacing w:line="324" w:lineRule="auto" w:before="80" w:after="120"/>
       </w:pPr>
       <w:r>
         <w:rPr w:rFonts="맑은 고딕">
@@ -42,13 +42,6 @@
           <w:sz w:val="22"/>
         </w:rPr>
         <w:t xml:space="preserve">[음반 소개] </w:t>
-      </w:r>
-      <w:r>
-        <w:rPr w:rFonts="맑은 고딕">
-          <w:rFonts w:ascii="맑은 고딕" w:hAnsi="맑은 고딕" w:eastAsia="맑은 고딕"/>
-          <w:b w:val="0"/>
-          <w:sz w:val="21"/>
-        </w:rPr>
       </w:r>
     </w:p>
     <w:p>
@@ -61,7 +54,33 @@
           <w:b w:val="0"/>
           <w:sz w:val="21"/>
         </w:rPr>
-        <w:t>깊고 그윽한 바리톤 음색으로 시대를 관통하는 인간의 고독과 찬란한 환희를 길어 올린 음유시인, 닐 다이아몬드의 황금기 궤적을 오롯이 집대성한 명반입니다. 브릴 빌딩(Brill Building)의 세련된 팝 작법과 대형 스타디움을 전율케 하던 폭발적인 무대 에너지가 완벽한 균형을 이루며, 1960년대 후반부터 1970년대 초반까지 그가 빚어낸 멜로디의 정수가 이 한 장의 바이닐에 숨결처럼 각인되어 있습니다. 세대를 뛰어넘어 삶을 긍정하게 만드는 웅장한 서정과 아련한 노스탤지어는 오늘날에도 턴테이블 위에서 변함없이 숭고한 감동으로 피어납니다.</w:t>
+        <w:t>1960년대 뉴욕 브릴 빌딩(Brill Building)의 치열한 창작의 요람에서 출발하여, 1970년대 거대한 스타디움을 하나의 거룩한 성전으로 탈바꿈시킨 음유시인 닐 다이아몬드. 1973년 발매된 《His 13 Greatest Hits》는 그가 유니(Uni)와 MCA 레코드 시절에 빚어낸 찬란한 음악적 황금기를 한 장의 바이닐에 오롯이 응축해 놓은 불멸의 명반입니다. 직관적이면서도 깊은 영혼의 울림을 지닌 그의 바리톤 보컬과 유려한 멜로디 라인은, 단순한 유행가에 머물지 않고 한 시대의 보편적 감수성을 관통하며 대중음악이 도달할 수 있는 가장 우아하고도 서정적인 정점을 보여줍니다.</w:t>
+      </w:r>
+    </w:p>
+    <w:p>
+      <w:pPr>
+        <w:spacing w:line="324" w:lineRule="auto" w:after="120"/>
+      </w:pPr>
+      <w:r>
+        <w:rPr w:rFonts="맑은 고딕">
+          <w:rFonts w:ascii="맑은 고딕" w:hAnsi="맑은 고딕" w:eastAsia="맑은 고딕"/>
+          <w:b w:val="0"/>
+          <w:sz w:val="21"/>
+        </w:rPr>
+        <w:t>이 앨범은 상업 팝의 테두리 안에서 작가주의적 고뇌와 대중적 포용력을 동시에 획득한 싱어송라이터의 위대한 승리라 할 수 있습니다. 닐 다이아몬드는 포크의 진솔함, 가스펠의 웅장한 환희, 그리고 팝 오케스트레이션의 세련미를 완벽하게 조화시켜 자신만의 독보적인 음악적 건축물을 세웠습니다. 청중의 심장을 관통하는 그의 멜로디에는 고독한 자아의 내면을 응시하는 성찰적 철학과, 절망의 순간에도 사람들을 하나로 묶어내는 거대한 인류애의 메시지가 깃들어 있습니다.</w:t>
+      </w:r>
+    </w:p>
+    <w:p>
+      <w:pPr>
+        <w:spacing w:line="324" w:lineRule="auto" w:after="120"/>
+      </w:pPr>
+      <w:r>
+        <w:rPr w:rFonts="맑은 고딕">
+          <w:rFonts w:ascii="맑은 고딕" w:hAnsi="맑은 고딕" w:eastAsia="맑은 고딕"/>
+          <w:b w:val="0"/>
+          <w:sz w:val="21"/>
+        </w:rPr>
+        <w:t>반세기가 훌쩍 지난 오늘날에도 이 음반의 소리골 사이로 흘러나오는 선율들은 여전히 짙은 농도의 온기를 머금고 있습니다. 유행과 사조의 변천 속에서도 결코 바래지 않는 그의 음악적 서정성은, 턴테이블의 바늘 끝에서 피어오르는 아날로그 사운드와 만날 때 비로소 진정한 생명력을 얻습니다. 거칠고도 따스한 그의 음색은 지친 영혼을 감싸 안는 위로이자, 우리 가슴속 가장 순수했던 시절의 추억을 흔들어 깨우는 영원한 서정의 울림으로 다가옵니다.</w:t>
       </w:r>
     </w:p>
     <w:p>
@@ -168,7 +187,7 @@
           <w:b w:val="0"/>
           <w:sz w:val="21"/>
         </w:rPr>
-        <w:t>1973년 MCA 레코드를 통해 발매된 닐 다이아몬드의 기념비적인 첫 공식 베스트 앨범으로, 유니(Uni) 레이블 시절 절정에 달했던 창작력과 대중적 승리의 순간들을 품격 있게 엄선해 엮어낸 역사적 명편집반입니다.</w:t>
+        <w:t>1973년 MCA 레코드를 통해 발매된 공식 베스트 앨범으로, 1968년부터 1972년 사이 닐 다이아몬드가 차트를 석권하며 전성기를 구가하던 유니(Uni) 레이블 시절의 정수만을 집대성하여 발매된 역사적 기념비입니다.</w:t>
       </w:r>
     </w:p>
     <w:p>
@@ -199,7 +218,7 @@
           <w:b w:val="0"/>
           <w:sz w:val="21"/>
         </w:rPr>
-        <w:t>발매 직후 미국 빌보드 200 앨범 차트 최상위권에 장기간 머물렀으며, 전 세계적으로 수백만 장 이상의 판매고를 올리며 미국음반산업협회(RIAA)로부터 멀티 플래티넘(Multi-Platinum)을 공인받은 MCA 카탈로그 사상 가장 빛나는 스테디셀러입니다.</w:t>
+        <w:t>발매 직후 빌보드 200 차트 상위권에 안착하였으며, 꾸준한 스테디셀러로 사랑받아 미국음반산업협회(RIAA)로부터 400만 장 이상의 판매고를 공인받는 쿼드러플 플래티넘(4x Platinum)을 달성하는 경이로운 상업적 성공을 거두었습니다.</w:t>
       </w:r>
     </w:p>
     <w:p>
@@ -230,7 +249,7 @@
           <w:b w:val="0"/>
           <w:sz w:val="21"/>
         </w:rPr>
-        <w:t>닐 다이아몬드는 작곡가 명예의 전당(1984년)과 로큰롤 명예의 전당(2011년)에 헌액되었으며, 그래미 평생공로상과 케네디 센터 아너스를 수상하는 등 20세기 팝 음악사에서 가장 존경받는 거장 싱어송라이터로 공인되어 있습니다.</w:t>
+        <w:t>닐 다이아몬드는 작곡가 명예의 전당(1984년)과 로큰롤 명예의 전당(2011년)에 헌액되었으며, 그래미 평생공로상(2018년)을 수상하며 대중음악사에 불멸의 발자취를 남긴 거장으로 공인받고 있습니다.</w:t>
       </w:r>
     </w:p>
     <w:p>
@@ -368,7 +387,7 @@
           <w:b w:val="0"/>
           <w:sz w:val="21"/>
         </w:rPr>
-        <w:t>뉴욕 브루클린 출신의 닐 다이아몬드는 포크의 문학적 감수성과 대중을 일순간에 사로잡는 팝-록의 선율을 독창적으로 결합한 거장입니다. 심연을 울리는 묵직한 중저음 보컬과 탁월한 송라이팅으로 수많은 불후의 멜로디를 남기며 20세기 대중음악의 지형도를 풍요롭게 채웠습니다.</w:t>
+        <w:t>탁월한 작곡 역량과 독보적인 중저음 바리톤 보이스를 겸비한 미국의 전설적인 싱어송라이터입니다. 브릴 빌딩의 전업 작곡가로 출발하여 솔로 아티스트로서 전 세계 1억 3천만 장 이상의 음반 판매고를 기록하며, 팝과 포크, 록의 경계를 허문 20세기 가장 위대한 퍼포머이자 멜로디의 연금술사로 평가받습니다.</w:t>
       </w:r>
     </w:p>
     <w:p>
@@ -413,7 +432,7 @@
           <w:b w:val="0"/>
           <w:sz w:val="21"/>
         </w:rPr>
-        <w:t>단순한 히트곡 모음집의 차원을 넘어, 싱어송라이터 르네상스기였던 1970년대 초반 팝 음악이 도달할 수 있었던 예술성과 상업적 대중성의 완벽한 조화를 증명하는 음반입니다. 브릴 빌딩의 치밀한 팝 장인정신과 아티스트 개인의 고결한 작가주의가 응축된 이 컬렉션은 어덜트 컨템포러리 및 아메리칸 팝의 정석을 제시한 기념비적 이정표로 평가받습니다.</w:t>
+        <w:t>1970년대 초반 싱어송라이터 붐의 정점에서 발매된 이 앨범은, 단순히 히트곡을 나열한 편집반을 넘어 닐 다이아몬드의 음악적 정체성과 완결성을 단 한 장으로 증명하는 교과서적 음반입니다. 대중적 훅(Hook)과 극적인 드라마를 결합한 그의 편곡 미학은 훗날 어덜트 컨템포러리 팝의 기틀을 확립하는 데 결정적인 역할을 하였습니다.</w:t>
       </w:r>
     </w:p>
     <w:p>
@@ -444,7 +463,7 @@
           <w:b w:val="0"/>
           <w:sz w:val="21"/>
         </w:rPr>
-        <w:t>격동과 혼란이 교차하던 1960년대 말과 1970년대 초, 베트남 전쟁과 사회적 변혁 속에서 위로가 절실했던 당대 청춘들에게 그의 노래는 따스한 안식처이자 희망의 깃발이었습니다. 라디오와 거리의 주크박스를 가득 채웠던 그의 호소력 짙은 음성은 고단한 일상을 묵묵히 버텨내던 평범한 사람들의 고독을 보듬고 사랑의 낭만을 일깨운 시대의 헌사였습니다.</w:t>
+        <w:t>격동과 혼란의 시기였던 1960년대 후반과 1970년대 초반, 전쟁과 사회적 갈등에 지친 당대 청춘들에게 그의 음악은 도피처이자 따뜻한 연대의 장이었습니다. 스타디움에 모인 수만 명의 관중이 그의 지휘 아래 하나 되어 노래를 따라 부르던 그 시절의 문화적 공기와 정서적 유대감이 고스란히 이 LP의 소리골 속에 아로새겨져 있습니다.</w:t>
       </w:r>
     </w:p>
     <w:p>
@@ -489,7 +508,7 @@
           <w:b w:val="0"/>
           <w:sz w:val="21"/>
         </w:rPr>
-        <w:t>시대를 초월해 관객을 하나로 묶는 축제와 같은 찬가 "Sweet Caroline"의 벅찬 관악 세션, 자아의 고독과 실존적 방황을 오케스트레이션과 함께 처연하게 토로한 걸작 "I Am... I Said", 그리고 경쾌한 리듬 속에 삶의 비애를 낭만적으로 승화시킨 빌보드 1위 곡 "Cracklin' Rosie"와 "Song Sung Blue" 등 닐 다이아몬드가 구축한 서정의 전 스펙트럼이 찬란하게 펼쳐집니다.</w:t>
+        <w:t>전 세계 음악 팬들의 영원한 앤섬(Anthem)이자 폭발적인 합창의 감동을 선사하는 〈Sweet Caroline〉, 경쾌한 리듬 뒤에 서정적 낭만을 품은 빌보드 1위 곡 〈Cracklin' Rosie〉, 소박한 멜로디로 삶의 희망을 노래한 〈Song Sung Blue〉, 그리고 깊은 고독과 자아의 실존을 비장하게 노래한 걸작 〈I Am... I Said〉에 이르기까지, 전 곡이 팝 음악의 황금기를 대변하는 명작들로 채워져 있습니다.</w:t>
       </w:r>
     </w:p>
     <w:p>
@@ -520,7 +539,7 @@
           <w:b w:val="0"/>
           <w:sz w:val="21"/>
         </w:rPr>
-        <w:t>턴테이블의 바늘이 고른 소릿골을 타고 흐를 때, 닐 다이아몬드 특유의 온기 어린 허스키 바리톤이 진공관 앰프를 거치며 풍성한 잔향과 질감으로 피어오릅니다. 어쿠스틱 기타의 명료한 어택과 현악 오케스트라, 금관악기의 공간감이 아날로그 특유의 자연스러운 다이내믹으로 재현되어 디지털 음원에서는 느낄 수 없는 가슴 벅찬 음장감을 선사합니다.</w:t>
+        <w:t>진공관 앰프의 온화한 배음과 아날로그 턴테이블의 깊이 있는 울림을 통해 감상할 때, 닐 다이아몬드 특유의 묵직한 바리톤 음색과 어쿠스틱 기타의 명징한 핑거링이 공간을 가득 채웁니다. 특히 스트링 오케스트라와 코러스가 층층이 쌓여 올라가는 다이내믹 레인지는 LP 특유의 두터운 질감으로 들을 때 가장 입체적이고 극적인 감흥을 전해줍니다.</w:t>
       </w:r>
     </w:p>
     <w:p>
@@ -551,7 +570,7 @@
           <w:b w:val="0"/>
           <w:sz w:val="21"/>
         </w:rPr>
-        <w:t>전성기 닐 다이아몬드의 황금 레퍼토리가 가장 순수한 아날로그 마스터 사운드로 담겨 있어, 팝 애호가는 물론 정통 오디오파일과 빈티지 LP 컬렉터라면 필히 턴테이블 옆에 갖추어 두어야 할 영원한 클래식입니다.</w:t>
+        <w:t>닐 다이아몬드의 방대한 디스코그래피 중에서도 가장 밀도 높은 명곡들만을 엄선한 결정판으로, 오리지널 아날로그 마스터의 풍성한 사운드 스테이지를 간직하고 있어 클래식 팝 애호가는 물론 LP 컬렉터라면 반드시 랙의 중심에 갖추어야 할 필청반입니다.</w:t>
       </w:r>
     </w:p>
     <w:p>
@@ -565,7 +584,7 @@
           <w:color w:val="4338CA"/>
           <w:sz w:val="21"/>
         </w:rPr>
-        <w:t>이 음반을 통해 아날로그 바이닐의 따스한 결 속에서 거장의 진솔한 음성이 전해주는 감동을 다시 한번 경험해 보시는 것은 어떨까요?</w:t>
+        <w:t>이 음반을 통해 아날로그 턴테이블의 따스한 바늘 끝에서 피어나는 닐 다이아몬드의 묵직한 숨결과 세월을 초월한 서정적 멜로디가 전해주는 감동을 다시 한번 경험해 보시는 것은 어떨까요?</w:t>
       </w:r>
     </w:p>
     <w:sectPr>
